--- a/기술독립성_위험_검토결과_용어정비.docx
+++ b/기술독립성_위험_검토결과_용어정비.docx
@@ -324,6 +324,102 @@
           </w:p>
         </w:tc>
       </w:tr>
+      <w:tr>
+        <w:tc>
+          <w:tcPr>
+            <w:tcW w:type="dxa" w:w="4873"/>
+          </w:tcPr>
+          <w:p>
+            <w:r>
+              <w:rPr>
+                <w:rFonts w:ascii="맑은 고딕" w:hAnsi="맑은 고딕" w:eastAsia="맑은 고딕"/>
+                <w:b w:val="0"/>
+                <w:sz w:val="18"/>
+              </w:rPr>
+              <w:t>벡터DB</w:t>
+            </w:r>
+          </w:p>
+        </w:tc>
+        <w:tc>
+          <w:tcPr>
+            <w:tcW w:type="dxa" w:w="4873"/>
+          </w:tcPr>
+          <w:p>
+            <w:r>
+              <w:rPr>
+                <w:rFonts w:ascii="맑은 고딕" w:hAnsi="맑은 고딕" w:eastAsia="맑은 고딕"/>
+                <w:b w:val="0"/>
+                <w:sz w:val="18"/>
+              </w:rPr>
+              <w:t>문서를 수치(벡터)로 저장하고, 의미가 비슷한 문서를 빠르게 찾는 데이터베이스</w:t>
+            </w:r>
+          </w:p>
+        </w:tc>
+      </w:tr>
+      <w:tr>
+        <w:tc>
+          <w:tcPr>
+            <w:tcW w:type="dxa" w:w="4873"/>
+          </w:tcPr>
+          <w:p>
+            <w:r>
+              <w:rPr>
+                <w:rFonts w:ascii="맑은 고딕" w:hAnsi="맑은 고딕" w:eastAsia="맑은 고딕"/>
+                <w:b w:val="0"/>
+                <w:sz w:val="18"/>
+              </w:rPr>
+              <w:t>pgvector</w:t>
+            </w:r>
+          </w:p>
+        </w:tc>
+        <w:tc>
+          <w:tcPr>
+            <w:tcW w:type="dxa" w:w="4873"/>
+          </w:tcPr>
+          <w:p>
+            <w:r>
+              <w:rPr>
+                <w:rFonts w:ascii="맑은 고딕" w:hAnsi="맑은 고딕" w:eastAsia="맑은 고딕"/>
+                <w:b w:val="0"/>
+                <w:sz w:val="18"/>
+              </w:rPr>
+              <w:t>PostgreSQL에서 벡터 유사검색을 지원하는 오픈소스 확장 기능</w:t>
+            </w:r>
+          </w:p>
+        </w:tc>
+      </w:tr>
+      <w:tr>
+        <w:tc>
+          <w:tcPr>
+            <w:tcW w:type="dxa" w:w="4873"/>
+          </w:tcPr>
+          <w:p>
+            <w:r>
+              <w:rPr>
+                <w:rFonts w:ascii="맑은 고딕" w:hAnsi="맑은 고딕" w:eastAsia="맑은 고딕"/>
+                <w:b w:val="0"/>
+                <w:sz w:val="18"/>
+              </w:rPr>
+              <w:t>재색인(Re-index)</w:t>
+            </w:r>
+          </w:p>
+        </w:tc>
+        <w:tc>
+          <w:tcPr>
+            <w:tcW w:type="dxa" w:w="4873"/>
+          </w:tcPr>
+          <w:p>
+            <w:r>
+              <w:rPr>
+                <w:rFonts w:ascii="맑은 고딕" w:hAnsi="맑은 고딕" w:eastAsia="맑은 고딕"/>
+                <w:b w:val="0"/>
+                <w:sz w:val="18"/>
+              </w:rPr>
+              <w:t>보존된 원문·정제데이터를 새 저장 형식에 맞게 다시 인덱스로 만드는 작업</w:t>
+            </w:r>
+          </w:p>
+        </w:tc>
+      </w:tr>
     </w:tbl>
     <w:p>
       <w:pPr>
@@ -1588,7 +1684,7 @@
           <w:b w:val="0"/>
           <w:sz w:val="18"/>
         </w:rPr>
-        <w:t>* 벡터DB: 문서를 수치(벡터)로 저장해 유사 검색하는 데이터베이스</w:t>
+        <w:t>* 벡터DB: 문서를 수치(벡터)로 저장해 의미가 비슷한 문서를 빠르게 찾는 데이터베이스</w:t>
       </w:r>
     </w:p>
     <w:p>
@@ -1601,12 +1697,12 @@
           <w:b w:val="0"/>
           <w:sz w:val="20"/>
         </w:rPr>
-        <w:t>- 제품별 전용 색인·저장 형식에 종속될 우려가 있음</w:t>
+        <w:t>- 제품별 전용 색인·저장 형식과 전용 검색 API에 묶이면, 제품 교체 시 인덱스 재구축과 응용코드 수정이 함께 발생함</w:t>
       </w:r>
     </w:p>
     <w:p>
       <w:pPr>
-        <w:spacing w:before="0" w:after="160" w:line="300" w:lineRule="auto"/>
+        <w:spacing w:before="0" w:after="20" w:line="300" w:lineRule="auto"/>
       </w:pPr>
       <w:r>
         <w:rPr>
@@ -1614,7 +1710,59 @@
           <w:b w:val="0"/>
           <w:sz w:val="20"/>
         </w:rPr>
-        <w:t>- 해소방향: PostgreSQL(pgvector) 등 대체 오픈소스 스택이 고도화되어 전환 가능함</w:t>
+        <w:t>- 임베딩 차원·거리함수(유사도 계산 방식)가 제품·모델마다 달라 단순 데이터 이전이 어려움</w:t>
+      </w:r>
+    </w:p>
+    <w:p>
+      <w:pPr>
+        <w:spacing w:before="0" w:after="20" w:line="300" w:lineRule="auto"/>
+      </w:pPr>
+      <w:r>
+        <w:rPr>
+          <w:rFonts w:ascii="맑은 고딕" w:hAnsi="맑은 고딕" w:eastAsia="맑은 고딕"/>
+          <w:b w:val="0"/>
+          <w:sz w:val="20"/>
+        </w:rPr>
+        <w:t>- 해소방향: 응용은 표준 검색(Retriever) API만 호출하고, 하위 저장소는 YAML 설정으로 교체</w:t>
+      </w:r>
+    </w:p>
+    <w:p>
+      <w:pPr>
+        <w:spacing w:before="0" w:after="20" w:line="300" w:lineRule="auto"/>
+      </w:pPr>
+      <w:r>
+        <w:rPr>
+          <w:rFonts w:ascii="맑은 고딕" w:hAnsi="맑은 고딕" w:eastAsia="맑은 고딕"/>
+          <w:b w:val="0"/>
+          <w:sz w:val="20"/>
+        </w:rPr>
+        <w:t>- 해소방향: 원문·정제데이터는 데이터레이크에 보존하고, 벡터 인덱스는 파생 산출물로 관리하여 재색인만 수행</w:t>
+      </w:r>
+    </w:p>
+    <w:p>
+      <w:pPr>
+        <w:spacing w:before="0" w:after="20" w:line="300" w:lineRule="auto"/>
+      </w:pPr>
+      <w:r>
+        <w:rPr>
+          <w:rFonts w:ascii="맑은 고딕" w:hAnsi="맑은 고딕" w:eastAsia="맑은 고딕"/>
+          <w:b w:val="0"/>
+          <w:sz w:val="20"/>
+        </w:rPr>
+        <w:t>- 해소방향: PostgreSQL(pgvector) 등 오픈소스 스택을 기본 전환 경로로 확보하고, 초대규모 검색만 전용 벡터DB를 선택 연결</w:t>
+      </w:r>
+    </w:p>
+    <w:p>
+      <w:pPr>
+        <w:spacing w:before="0" w:after="160" w:line="300" w:lineRule="auto"/>
+      </w:pPr>
+      <w:r>
+        <w:rPr>
+          <w:rFonts w:ascii="맑은 고딕" w:hAnsi="맑은 고딕" w:eastAsia="맑은 고딕"/>
+          <w:b w:val="0"/>
+          <w:sz w:val="18"/>
+        </w:rPr>
+        <w:t>※ 상세: 검색 인터페이스 표준화·이중 적재·무중단 전환 (별도 검토서)</w:t>
       </w:r>
     </w:p>
     <w:p>
@@ -1911,7 +2059,7 @@
           <w:b w:val="0"/>
           <w:sz w:val="20"/>
         </w:rPr>
-        <w:t>○ (상 등급) LLM·RAG·벡터DB는 위험 원인과 해소방향을 구분해, 선행 검토서(비종속 아키텍처·모듈형 파이프라인)와 연결</w:t>
+        <w:t>○ (상 등급) LLM·RAG·벡터DB는 위험 원인과 해소방향을 구분해, 선행 검토서(비종속 아키텍처·모듈형 파이프라인·표준 검색 API)와 연결</w:t>
       </w:r>
     </w:p>
     <w:p>
@@ -2079,6 +2227,53 @@
                 <w:sz w:val="18"/>
               </w:rPr>
               <w:t>깊게 묶이면 교체가 어려움, 이전·재구성</w:t>
+            </w:r>
+          </w:p>
+        </w:tc>
+      </w:tr>
+      <w:tr>
+        <w:tc>
+          <w:tcPr>
+            <w:tcW w:type="dxa" w:w="3249"/>
+          </w:tcPr>
+          <w:p>
+            <w:r>
+              <w:rPr>
+                <w:rFonts w:ascii="맑은 고딕" w:hAnsi="맑은 고딕" w:eastAsia="맑은 고딕"/>
+                <w:b w:val="0"/>
+                <w:sz w:val="18"/>
+              </w:rPr>
+              <w:t>벡터DB</w:t>
+            </w:r>
+          </w:p>
+        </w:tc>
+        <w:tc>
+          <w:tcPr>
+            <w:tcW w:type="dxa" w:w="3249"/>
+          </w:tcPr>
+          <w:p>
+            <w:r>
+              <w:rPr>
+                <w:rFonts w:ascii="맑은 고딕" w:hAnsi="맑은 고딕" w:eastAsia="맑은 고딕"/>
+                <w:b w:val="0"/>
+                <w:sz w:val="18"/>
+              </w:rPr>
+              <w:t>전용 인덱싱 및 저장 규격 종속, 대체 오픈소스 스택</w:t>
+            </w:r>
+          </w:p>
+        </w:tc>
+        <w:tc>
+          <w:tcPr>
+            <w:tcW w:type="dxa" w:w="3249"/>
+          </w:tcPr>
+          <w:p>
+            <w:r>
+              <w:rPr>
+                <w:rFonts w:ascii="맑은 고딕" w:hAnsi="맑은 고딕" w:eastAsia="맑은 고딕"/>
+                <w:b w:val="0"/>
+                <w:sz w:val="18"/>
+              </w:rPr>
+              <w:t>전용 색인·검색 API에 묶일 우려, PostgreSQL(pgvector)로 전환 경로 확보</w:t>
             </w:r>
           </w:p>
         </w:tc>
